--- a/Абдулатипова ТЗ.docx
+++ b/Абдулатипова ТЗ.docx
@@ -5506,8 +5506,6 @@
       <w:r>
         <w:t xml:space="preserve">Расчет итогового уровня понимания темы должен </w:t>
       </w:r>
-      <w:bookmarkStart w:id="21" w:name="_GoBack"/>
-      <w:bookmarkEnd w:id="21"/>
       <w:r>
         <w:t>учитывать,</w:t>
       </w:r>
@@ -5540,11 +5538,11 @@
       <w:pPr>
         <w:pStyle w:val="3"/>
       </w:pPr>
-      <w:bookmarkStart w:id="22" w:name="_Toc215255095"/>
+      <w:bookmarkStart w:id="21" w:name="_Toc215255095"/>
       <w:r>
         <w:t>Требования к информационному обеспечению</w:t>
       </w:r>
-      <w:bookmarkEnd w:id="22"/>
+      <w:bookmarkEnd w:id="21"/>
     </w:p>
     <w:p>
       <w:r>
@@ -5619,26 +5617,26 @@
       <w:pPr>
         <w:pStyle w:val="3"/>
       </w:pPr>
-      <w:bookmarkStart w:id="23" w:name="_Toc215255096"/>
+      <w:bookmarkStart w:id="22" w:name="_Toc215255096"/>
       <w:r>
         <w:t>Требования к метрологическому обеспечению</w:t>
       </w:r>
+      <w:bookmarkEnd w:id="22"/>
+    </w:p>
+    <w:p>
+      <w:r>
+        <w:t>Требования к метрологическому обеспечению в настоящей разработке не предъявляются.</w:t>
+      </w:r>
+    </w:p>
+    <w:p>
+      <w:pPr>
+        <w:pStyle w:val="3"/>
+      </w:pPr>
+      <w:bookmarkStart w:id="23" w:name="_Toc215255097"/>
+      <w:r>
+        <w:t>Требования к техническому обеспечению</w:t>
+      </w:r>
       <w:bookmarkEnd w:id="23"/>
-    </w:p>
-    <w:p>
-      <w:r>
-        <w:t>Требования к метрологическому обеспечению в настоящей разработке не предъявляются.</w:t>
-      </w:r>
-    </w:p>
-    <w:p>
-      <w:pPr>
-        <w:pStyle w:val="3"/>
-      </w:pPr>
-      <w:bookmarkStart w:id="24" w:name="_Toc215255097"/>
-      <w:r>
-        <w:t>Требования к техническому обеспечению</w:t>
-      </w:r>
-      <w:bookmarkEnd w:id="24"/>
     </w:p>
     <w:p>
       <w:r>
@@ -5737,11 +5735,11 @@
       <w:pPr>
         <w:pStyle w:val="2"/>
       </w:pPr>
-      <w:bookmarkStart w:id="25" w:name="_Toc215255098"/>
+      <w:bookmarkStart w:id="24" w:name="_Toc215255098"/>
       <w:r>
         <w:t>Требования к надежности</w:t>
       </w:r>
-      <w:bookmarkEnd w:id="25"/>
+      <w:bookmarkEnd w:id="24"/>
     </w:p>
     <w:p>
       <w:r>
@@ -5766,80 +5764,80 @@
       <w:pPr>
         <w:pStyle w:val="2"/>
       </w:pPr>
-      <w:bookmarkStart w:id="26" w:name="_Toc215255099"/>
+      <w:bookmarkStart w:id="25" w:name="_Toc215255099"/>
       <w:r>
         <w:t>Требования к безопасности</w:t>
       </w:r>
+      <w:bookmarkEnd w:id="25"/>
+    </w:p>
+    <w:p>
+      <w:r>
+        <w:t>Программная платформа</w:t>
+      </w:r>
+      <w:r>
+        <w:t xml:space="preserve"> </w:t>
+      </w:r>
+      <w:r>
+        <w:t>должна быть разработана с учетом безопасности при эксплуатации, обслуживании и ремонте. ПК, на котором используется разработка должен отвечать нормам электро- и пожарной безопасности. Уровень шума и вибраций должен соответствовать допустимым значениям для рабочих условий.</w:t>
+      </w:r>
+      <w:r>
+        <w:t xml:space="preserve"> В соответствии с федеральным законом от 27.07.2006 № 152-ФЗ «О персональных данных» </w:t>
+      </w:r>
+      <w:r>
+        <w:t>пользователь</w:t>
+      </w:r>
+      <w:r>
+        <w:t xml:space="preserve"> обязан предоставить явное согласие на обработку своих персональных данных. </w:t>
+      </w:r>
+      <w:r>
+        <w:t xml:space="preserve">Данный процесс не происходит автоматически через систему; подразумевается, что согласие </w:t>
+      </w:r>
+      <w:r>
+        <w:t xml:space="preserve">пользователя </w:t>
+      </w:r>
+      <w:r>
+        <w:t>на обработку персональных данных будет получено путе</w:t>
+      </w:r>
+      <w:r>
+        <w:t>м личного согласования</w:t>
+      </w:r>
+      <w:r>
+        <w:t>.</w:t>
+      </w:r>
+    </w:p>
+    <w:p>
+      <w:pPr>
+        <w:pStyle w:val="2"/>
+      </w:pPr>
+      <w:bookmarkStart w:id="26" w:name="_Toc215255100"/>
+      <w:r>
+        <w:t>Требования к патентной чистоте</w:t>
+      </w:r>
       <w:bookmarkEnd w:id="26"/>
     </w:p>
     <w:p>
       <w:r>
-        <w:t>Программная платформа</w:t>
+        <w:t>Настоящая разработка не должна использовать результаты интеллектуальной деятельности, обремененные правами третьих лиц. В разработке может быть использовано свободное программное обеспечение, предоставляемое по лицензии GPL всех версий.</w:t>
       </w:r>
       <w:r>
         <w:t xml:space="preserve"> </w:t>
       </w:r>
       <w:r>
-        <w:t>должна быть разработана с учетом безопасности при эксплуатации, обслуживании и ремонте. ПК, на котором используется разработка должен отвечать нормам электро- и пожарной безопасности. Уровень шума и вибраций должен соответствовать допустимым значениям для рабочих условий.</w:t>
-      </w:r>
-      <w:r>
-        <w:t xml:space="preserve"> В соответствии с федеральным законом от 27.07.2006 № 152-ФЗ «О персональных данных» </w:t>
-      </w:r>
-      <w:r>
-        <w:t>пользователь</w:t>
-      </w:r>
-      <w:r>
-        <w:t xml:space="preserve"> обязан предоставить явное согласие на обработку своих персональных данных. </w:t>
-      </w:r>
-      <w:r>
-        <w:t xml:space="preserve">Данный процесс не происходит автоматически через систему; подразумевается, что согласие </w:t>
-      </w:r>
-      <w:r>
-        <w:t xml:space="preserve">пользователя </w:t>
-      </w:r>
-      <w:r>
-        <w:t>на обработку персональных данных будет получено путе</w:t>
-      </w:r>
-      <w:r>
-        <w:t>м личного согласования</w:t>
-      </w:r>
-      <w:r>
-        <w:t>.</w:t>
+        <w:t>В</w:t>
+      </w:r>
+      <w:r>
+        <w:t xml:space="preserve"> соответствии с Гражданским кодексом Российской Федерации (часть четвертая) разработчик обязан обеспечивать соблюдение прав авторов произведений, патентов, товарных знаков и других объектов, охраняемых законом. Это включает в себя обязательство избегать плагиата, а также использовать только лицензированные или открытые ресурсы.</w:t>
       </w:r>
     </w:p>
     <w:p>
       <w:pPr>
         <w:pStyle w:val="2"/>
       </w:pPr>
-      <w:bookmarkStart w:id="27" w:name="_Toc215255100"/>
-      <w:r>
-        <w:t>Требования к патентной чистоте</w:t>
+      <w:bookmarkStart w:id="27" w:name="_Toc215255101"/>
+      <w:r>
+        <w:t>Требования к перспективам развития</w:t>
       </w:r>
       <w:bookmarkEnd w:id="27"/>
-    </w:p>
-    <w:p>
-      <w:r>
-        <w:t>Настоящая разработка не должна использовать результаты интеллектуальной деятельности, обремененные правами третьих лиц. В разработке может быть использовано свободное программное обеспечение, предоставляемое по лицензии GPL всех версий.</w:t>
-      </w:r>
-      <w:r>
-        <w:t xml:space="preserve"> </w:t>
-      </w:r>
-      <w:r>
-        <w:t>В</w:t>
-      </w:r>
-      <w:r>
-        <w:t xml:space="preserve"> соответствии с Гражданским кодексом Российской Федерации (часть четвертая) разработчик обязан обеспечивать соблюдение прав авторов произведений, патентов, товарных знаков и других объектов, охраняемых законом. Это включает в себя обязательство избегать плагиата, а также использовать только лицензированные или открытые ресурсы.</w:t>
-      </w:r>
-    </w:p>
-    <w:p>
-      <w:pPr>
-        <w:pStyle w:val="2"/>
-      </w:pPr>
-      <w:bookmarkStart w:id="28" w:name="_Toc215255101"/>
-      <w:r>
-        <w:t>Требования к перспективам развития</w:t>
-      </w:r>
-      <w:bookmarkEnd w:id="28"/>
     </w:p>
     <w:p>
       <w:r>
@@ -5858,7 +5856,10 @@
         <w:ind w:left="0" w:firstLine="851"/>
       </w:pPr>
       <w:r>
-        <w:t>Доступ к библиотеке учебных материалов и методическим указаниям, предоставленным преподавателем</w:t>
+        <w:t>Доступ к библиотеке учебных материалов и методическим указаниям, предоставленным</w:t>
+      </w:r>
+      <w:r>
+        <w:t xml:space="preserve"> другими пользователями</w:t>
       </w:r>
       <w:r>
         <w:t>;</w:t>
@@ -5870,7 +5871,10 @@
         <w:ind w:left="0" w:firstLine="851"/>
       </w:pPr>
       <w:r>
-        <w:t>Публикация и организация учебных материалов, методических указаний и пособий для студентов</w:t>
+        <w:t xml:space="preserve">Публикация и организация учебных материалов, методических указаний и пособий для </w:t>
+      </w:r>
+      <w:r>
+        <w:t>пользователей</w:t>
       </w:r>
       <w:r>
         <w:t>;</w:t>
@@ -5882,22 +5886,15 @@
         <w:ind w:left="0" w:firstLine="851"/>
       </w:pPr>
       <w:r>
-        <w:t>Рассмотрение запросов от студентов на пересмотр оценок и принятие решений по ним</w:t>
-      </w:r>
-      <w:r>
-        <w:t>;</w:t>
-      </w:r>
-    </w:p>
-    <w:p>
-      <w:pPr>
-        <w:pStyle w:val="a0"/>
-        <w:ind w:left="0" w:firstLine="851"/>
-      </w:pPr>
-      <w:r>
-        <w:t>Возможность подачи запроса на пересмотр оценки</w:t>
-      </w:r>
-      <w:r>
-        <w:t xml:space="preserve"> за практическую работу.</w:t>
+        <w:t xml:space="preserve">Возможность подачи запроса на </w:t>
+      </w:r>
+      <w:r>
+        <w:t>исправление теоретического материала</w:t>
+      </w:r>
+      <w:bookmarkStart w:id="28" w:name="_GoBack"/>
+      <w:bookmarkEnd w:id="28"/>
+      <w:r>
+        <w:t>.</w:t>
       </w:r>
     </w:p>
     <w:p>
@@ -7314,7 +7311,7 @@
         <w:rStyle w:val="af1"/>
         <w:noProof/>
       </w:rPr>
-      <w:t>20</w:t>
+      <w:t>17</w:t>
     </w:r>
     <w:r>
       <w:rPr>
@@ -12868,6 +12865,15 @@
 </file>
 
 <file path=customXml/item1.xml><?xml version="1.0" encoding="utf-8"?>
+<?mso-contentType ?>
+<FormTemplates xmlns="http://schemas.microsoft.com/sharepoint/v3/contenttype/forms">
+  <Display>DocumentLibraryForm</Display>
+  <Edit>DocumentLibraryForm</Edit>
+  <New>DocumentLibraryForm</New>
+</FormTemplates>
+</file>
+
+<file path=customXml/item2.xml><?xml version="1.0" encoding="utf-8"?>
 <ct:contentTypeSchema xmlns:ct="http://schemas.microsoft.com/office/2006/metadata/contentType" xmlns:ma="http://schemas.microsoft.com/office/2006/metadata/properties/metaAttributes" ct:_="" ma:_="" ma:contentTypeName="Документ" ma:contentTypeID="0x010100895006E4339BF24CAA0F5B167E451061" ma:contentTypeVersion="11" ma:contentTypeDescription="Создание документа." ma:contentTypeScope="" ma:versionID="ee66b34cdb7d5be00a86ac9db559fc97">
   <xsd:schema xmlns:xsd="http://www.w3.org/2001/XMLSchema" xmlns:xs="http://www.w3.org/2001/XMLSchema" xmlns:p="http://schemas.microsoft.com/office/2006/metadata/properties" xmlns:ns3="a1eb269e-cbf3-465a-8e4a-8d42bc45f09f" xmlns:ns4="a042d032-8e16-4c5e-a37e-70d449039bd2" targetNamespace="http://schemas.microsoft.com/office/2006/metadata/properties" ma:root="true" ma:fieldsID="9831aabdbf23b96857ccdb3f4e1a7ec2" ns3:_="" ns4:_="">
     <xsd:import namespace="a1eb269e-cbf3-465a-8e4a-8d42bc45f09f"/>
@@ -13076,15 +13082,6 @@
 </ct:contentTypeSchema>
 </file>
 
-<file path=customXml/item2.xml><?xml version="1.0" encoding="utf-8"?>
-<?mso-contentType ?>
-<FormTemplates xmlns="http://schemas.microsoft.com/sharepoint/v3/contenttype/forms">
-  <Display>DocumentLibraryForm</Display>
-  <Edit>DocumentLibraryForm</Edit>
-  <New>DocumentLibraryForm</New>
-</FormTemplates>
-</file>
-
 <file path=customXml/item3.xml><?xml version="1.0" encoding="utf-8"?>
 <p:properties xmlns:p="http://schemas.microsoft.com/office/2006/metadata/properties" xmlns:xsi="http://www.w3.org/2001/XMLSchema-instance" xmlns:pc="http://schemas.microsoft.com/office/infopath/2007/PartnerControls">
   <documentManagement/>
@@ -13096,6 +13093,14 @@
 </file>
 
 <file path=customXml/itemProps1.xml><?xml version="1.0" encoding="utf-8"?>
+<ds:datastoreItem xmlns:ds="http://schemas.openxmlformats.org/officeDocument/2006/customXml" ds:itemID="{C545EDB0-6DA9-4573-8FDA-4B7CDBF5EFD9}">
+  <ds:schemaRefs>
+    <ds:schemaRef ds:uri="http://schemas.microsoft.com/sharepoint/v3/contenttype/forms"/>
+  </ds:schemaRefs>
+</ds:datastoreItem>
+</file>
+
+<file path=customXml/itemProps2.xml><?xml version="1.0" encoding="utf-8"?>
 <ds:datastoreItem xmlns:ds="http://schemas.openxmlformats.org/officeDocument/2006/customXml" ds:itemID="{BE06CD11-97E7-4DA4-A1E7-C20845DD652C}">
   <ds:schemaRefs>
     <ds:schemaRef ds:uri="http://schemas.microsoft.com/office/2006/metadata/contentType"/>
@@ -13114,14 +13119,6 @@
 </ds:datastoreItem>
 </file>
 
-<file path=customXml/itemProps2.xml><?xml version="1.0" encoding="utf-8"?>
-<ds:datastoreItem xmlns:ds="http://schemas.openxmlformats.org/officeDocument/2006/customXml" ds:itemID="{C545EDB0-6DA9-4573-8FDA-4B7CDBF5EFD9}">
-  <ds:schemaRefs>
-    <ds:schemaRef ds:uri="http://schemas.microsoft.com/sharepoint/v3/contenttype/forms"/>
-  </ds:schemaRefs>
-</ds:datastoreItem>
-</file>
-
 <file path=customXml/itemProps3.xml><?xml version="1.0" encoding="utf-8"?>
 <ds:datastoreItem xmlns:ds="http://schemas.openxmlformats.org/officeDocument/2006/customXml" ds:itemID="{D1D02F96-5624-48FE-AB5F-467181C3EDC1}">
   <ds:schemaRefs>
@@ -13132,7 +13129,7 @@
 </file>
 
 <file path=customXml/itemProps4.xml><?xml version="1.0" encoding="utf-8"?>
-<ds:datastoreItem xmlns:ds="http://schemas.openxmlformats.org/officeDocument/2006/customXml" ds:itemID="{162EB7A0-1F15-4626-B441-EEFC2BCF1E4F}">
+<ds:datastoreItem xmlns:ds="http://schemas.openxmlformats.org/officeDocument/2006/customXml" ds:itemID="{FB881E98-96BE-4D41-9C06-D146B908AA4A}">
   <ds:schemaRefs>
     <ds:schemaRef ds:uri="http://schemas.openxmlformats.org/officeDocument/2006/bibliography"/>
   </ds:schemaRefs>

--- a/Абдулатипова ТЗ.docx
+++ b/Абдулатипова ТЗ.docx
@@ -3508,36 +3508,14 @@
     </w:p>
     <w:p>
       <w:r>
-        <w:t>Целью настоящего проекта является</w:t>
-      </w:r>
-      <w:r>
-        <w:t xml:space="preserve"> </w:t>
-      </w:r>
-      <w:r>
-        <w:t>автоматизация и повышение</w:t>
-      </w:r>
-      <w:r>
-        <w:t xml:space="preserve"> эффективности процессов </w:t>
-      </w:r>
-      <w:r>
-        <w:t>обучения</w:t>
-      </w:r>
-      <w:r>
-        <w:t xml:space="preserve"> </w:t>
-      </w:r>
-      <w:r>
-        <w:t>алгоритмов и структур данных</w:t>
-      </w:r>
-      <w:r>
-        <w:t>.</w:t>
-      </w:r>
-    </w:p>
-    <w:p>
-      <w:r>
-        <w:t>Для достижения</w:t>
-      </w:r>
-      <w:r>
-        <w:t xml:space="preserve"> указанной цели необходимо выполнить следующие задачи:</w:t>
+        <w:t xml:space="preserve">Цель разработки — создание программного средства для интерактивного изучения алгоритмов и структур данных, позволяющего сократить время на освоение сложных концепций и повысить точность проверки усвоения материала за счёт визуализации, автоматизированной проверки заданий и интеллектуальной обратной связи. Результатом внедрения системы станет ускорение процесса самостоятельного обучения пользователей, снижение времени, которое преподаватели тратят на разбор ошибок вручную, и повышение качества получаемых знаний у обучающихся. </w:t>
+      </w:r>
+    </w:p>
+    <w:p>
+      <w:bookmarkStart w:id="8" w:name="_GoBack"/>
+      <w:bookmarkEnd w:id="8"/>
+      <w:r>
+        <w:t>Для достижения цели необходимо:</w:t>
       </w:r>
     </w:p>
     <w:p>
@@ -3546,7 +3524,31 @@
         <w:ind w:left="0" w:firstLine="851"/>
       </w:pPr>
       <w:r>
-        <w:t>Проанализировать предметную область;</w:t>
+        <w:t>обеспечить импорт и исполнение примеров кода и задач в распространённых форматах исходников (</w:t>
+      </w:r>
+      <w:proofErr w:type="spellStart"/>
+      <w:r>
+        <w:t>TypeScript</w:t>
+      </w:r>
+      <w:proofErr w:type="spellEnd"/>
+      <w:r>
+        <w:t xml:space="preserve">, </w:t>
+      </w:r>
+      <w:proofErr w:type="spellStart"/>
+      <w:r>
+        <w:t>JavaScript</w:t>
+      </w:r>
+      <w:proofErr w:type="spellEnd"/>
+      <w:r>
+        <w:t xml:space="preserve">, </w:t>
+      </w:r>
+      <w:proofErr w:type="spellStart"/>
+      <w:r>
+        <w:t>Python</w:t>
+      </w:r>
+      <w:proofErr w:type="spellEnd"/>
+      <w:r>
+        <w:t>) и выполнение их в изолированной среде для демонстрации работы алгоритмов;</w:t>
       </w:r>
     </w:p>
     <w:p>
@@ -3555,7 +3557,31 @@
         <w:ind w:left="0" w:firstLine="851"/>
       </w:pPr>
       <w:r>
-        <w:t>Изучить аналоги;</w:t>
+        <w:t>реализовать базовые инструменты предварительной подготовки к запуску кода (встроенный линтер/</w:t>
+      </w:r>
+      <w:proofErr w:type="spellStart"/>
+      <w:r>
+        <w:t>форматтер</w:t>
+      </w:r>
+      <w:proofErr w:type="spellEnd"/>
+      <w:r>
+        <w:t xml:space="preserve">, проверка корректности синтаксиса, </w:t>
+      </w:r>
+      <w:proofErr w:type="spellStart"/>
+      <w:r>
+        <w:t>валидация</w:t>
+      </w:r>
+      <w:proofErr w:type="spellEnd"/>
+      <w:r>
+        <w:t xml:space="preserve"> входных данных и безопасный </w:t>
+      </w:r>
+      <w:proofErr w:type="spellStart"/>
+      <w:r>
+        <w:t>сандбокс</w:t>
+      </w:r>
+      <w:proofErr w:type="spellEnd"/>
+      <w:r>
+        <w:t xml:space="preserve"> для выполнения);</w:t>
       </w:r>
     </w:p>
     <w:p>
@@ -3564,7 +3590,7 @@
         <w:ind w:left="0" w:firstLine="851"/>
       </w:pPr>
       <w:r>
-        <w:t>Собрать технические требования;</w:t>
+        <w:t>разработать механизмы пошаговой сегментации выполнения алгоритма — разбиение процесса на дискретные шаги с фиксацией состояний данных на каждом шаге для наглядной визуализации;</w:t>
       </w:r>
     </w:p>
     <w:p>
@@ -3573,10 +3599,7 @@
         <w:ind w:left="0" w:firstLine="851"/>
       </w:pPr>
       <w:r>
-        <w:t>Спроектировать программную платформу</w:t>
-      </w:r>
-      <w:r>
-        <w:t>;</w:t>
+        <w:t>реализовать функции автоматической классификации типов ошибок в ответах и коде (логические ошибки, выход за границы, несоответствие сложности, синтаксические ошибки) и определение ключевых проблемных шагов исполнения;</w:t>
       </w:r>
     </w:p>
     <w:p>
@@ -3585,7 +3608,15 @@
         <w:ind w:left="0" w:firstLine="851"/>
       </w:pPr>
       <w:r>
-        <w:t>Спроектировать БД;</w:t>
+        <w:t xml:space="preserve">создать модуль поиска и анализа шаблонов в решениях пользователя (нахождение повторяющихся ошибок, неоптимальных конструкций, популярные паттерны) с отображением результатов на </w:t>
+      </w:r>
+      <w:proofErr w:type="spellStart"/>
+      <w:r>
+        <w:t>таймлайне</w:t>
+      </w:r>
+      <w:proofErr w:type="spellEnd"/>
+      <w:r>
+        <w:t>/анимации и формированием списка замечаний с временными (шаговыми) метками;</w:t>
       </w:r>
     </w:p>
     <w:p>
@@ -3594,67 +3625,24 @@
         <w:ind w:left="0" w:firstLine="851"/>
       </w:pPr>
       <w:r>
-        <w:t>Разработать интерфейс программной платформы</w:t>
-      </w:r>
-      <w:r>
-        <w:t>;</w:t>
-      </w:r>
-    </w:p>
-    <w:p>
-      <w:pPr>
-        <w:pStyle w:val="a0"/>
-        <w:ind w:left="0" w:firstLine="851"/>
-      </w:pPr>
-      <w:r>
-        <w:t>Реализовать программный продук</w:t>
-      </w:r>
-      <w:r>
-        <w:t>т;</w:t>
-      </w:r>
-    </w:p>
-    <w:p>
-      <w:pPr>
-        <w:pStyle w:val="a0"/>
-        <w:ind w:left="0" w:firstLine="851"/>
-      </w:pPr>
-      <w:r>
-        <w:t>Протестировать и отладить</w:t>
-      </w:r>
-      <w:r>
-        <w:t xml:space="preserve"> программный продукт</w:t>
-      </w:r>
-      <w:r>
-        <w:t>;</w:t>
-      </w:r>
-    </w:p>
-    <w:p>
-      <w:pPr>
-        <w:pStyle w:val="a0"/>
-        <w:ind w:left="0" w:firstLine="851"/>
-      </w:pPr>
-      <w:r>
-        <w:t>Подготовить документацию</w:t>
-      </w:r>
-      <w:r>
-        <w:t xml:space="preserve"> для презентации</w:t>
-      </w:r>
-      <w:r>
-        <w:t xml:space="preserve"> программной платформы</w:t>
-      </w:r>
-      <w:r>
-        <w:t>;</w:t>
-      </w:r>
-    </w:p>
-    <w:p>
-      <w:pPr>
-        <w:pStyle w:val="a0"/>
-        <w:ind w:left="0" w:firstLine="851"/>
-      </w:pPr>
-      <w:r>
-        <w:t>Пройти п</w:t>
-      </w:r>
-      <w:r>
-        <w:t>риёмо-сдаточные процедуры.</w:t>
+        <w:lastRenderedPageBreak/>
+        <w:t xml:space="preserve">предусмотреть экспорт результатов проверки и аналитики (отчёты о прогрессе, </w:t>
+      </w:r>
+      <w:proofErr w:type="spellStart"/>
+      <w:r>
+        <w:t>логи</w:t>
+      </w:r>
+      <w:proofErr w:type="spellEnd"/>
+      <w:r>
+        <w:t xml:space="preserve"> выполнения, сравнительные отчёты «пользователь </w:t>
+      </w:r>
+      <w:proofErr w:type="spellStart"/>
+      <w:r>
+        <w:t>vs</w:t>
+      </w:r>
+      <w:proofErr w:type="spellEnd"/>
+      <w:r>
+        <w:t xml:space="preserve"> эталон») в распространённых форматах (PDF, CSV, JSON) для дальнейшего хранения и анализа.</w:t>
       </w:r>
     </w:p>
     <w:p>
@@ -3674,11 +3662,11 @@
       <w:pPr>
         <w:pStyle w:val="2"/>
       </w:pPr>
-      <w:bookmarkStart w:id="8" w:name="_Toc215255082"/>
+      <w:bookmarkStart w:id="9" w:name="_Toc215255082"/>
       <w:r>
         <w:t>Сведения об участниках разработки</w:t>
       </w:r>
-      <w:bookmarkEnd w:id="8"/>
+      <w:bookmarkEnd w:id="9"/>
     </w:p>
     <w:p>
       <w:r>
@@ -3690,11 +3678,16 @@
       <w:r>
         <w:t xml:space="preserve">02-52-00 </w:t>
       </w:r>
-      <w:r>
-        <w:t xml:space="preserve">Абдулатипова Амина </w:t>
-      </w:r>
       <w:proofErr w:type="spellStart"/>
       <w:r>
+        <w:t>Абдулатипова</w:t>
+      </w:r>
+      <w:proofErr w:type="spellEnd"/>
+      <w:r>
+        <w:t xml:space="preserve"> Амина </w:t>
+      </w:r>
+      <w:proofErr w:type="spellStart"/>
+      <w:r>
         <w:t>Заирбеговна</w:t>
       </w:r>
       <w:proofErr w:type="spellEnd"/>
@@ -3706,11 +3699,11 @@
       <w:pPr>
         <w:pStyle w:val="2"/>
       </w:pPr>
-      <w:bookmarkStart w:id="9" w:name="_Toc215255083"/>
+      <w:bookmarkStart w:id="10" w:name="_Toc215255083"/>
       <w:r>
         <w:t>Сроки разработки</w:t>
       </w:r>
-      <w:bookmarkEnd w:id="9"/>
+      <w:bookmarkEnd w:id="10"/>
     </w:p>
     <w:p>
       <w:r>
@@ -3746,53 +3739,56 @@
       <w:pPr>
         <w:pStyle w:val="2"/>
       </w:pPr>
-      <w:bookmarkStart w:id="10" w:name="_Toc215255084"/>
+      <w:bookmarkStart w:id="11" w:name="_Toc215255084"/>
+      <w:r>
+        <w:t>Назначение разработки</w:t>
+      </w:r>
+      <w:bookmarkEnd w:id="11"/>
+    </w:p>
+    <w:p>
+      <w:r>
+        <w:t>В данном разделе представлены основные сведения о назначении разработки.</w:t>
+      </w:r>
+    </w:p>
+    <w:p>
+      <w:pPr>
+        <w:pStyle w:val="3"/>
+      </w:pPr>
+      <w:bookmarkStart w:id="12" w:name="_Toc215255085"/>
+      <w:r>
+        <w:t>Функциональное назначение</w:t>
+      </w:r>
+      <w:bookmarkEnd w:id="12"/>
+    </w:p>
+    <w:p>
+      <w:r>
+        <w:t>Функциональное назначение платформы заключается в обеспечении интерактивного и наглядного изучения тем по алгоритмам и структурам данных. Система предоставляет теоретический материал, визуализирует процессы выполнения алгоритмов и позволяет пользователю пошагово просматривать, как работает тот или иной метод. Также реализована функция проверки знаний — в виде тестов и заданий, где при ошибке встроенный ИИ анализирует ответ, объясняет допущенную ошибку и формулирует вопрос заново для лучшего усвоения материала.</w:t>
+      </w:r>
+    </w:p>
+    <w:p>
+      <w:pPr>
+        <w:pStyle w:val="3"/>
+      </w:pPr>
+      <w:bookmarkStart w:id="13" w:name="_Toc215255086"/>
+      <w:r>
+        <w:t>Эксплуатационное назначение</w:t>
+      </w:r>
+      <w:bookmarkEnd w:id="13"/>
+    </w:p>
+    <w:p>
+      <w:r>
+        <w:t xml:space="preserve">Эксплуатационное назначение программной платформы состоит в предоставлении учащимся и преподавателям удобного инструмента для самостоятельного и интерактивного изучения алгоритмов и структур данных. Платформа способствует повышению качества обучения за счет наглядных визуализаций, интерактивных симуляций и интеллектуальной поддержки при изучении сложных тем. Использование системы позволяет сделать процесс обучения более </w:t>
+      </w:r>
       <w:r>
         <w:lastRenderedPageBreak/>
-        <w:t>Назначение разработки</w:t>
-      </w:r>
-      <w:bookmarkEnd w:id="10"/>
-    </w:p>
-    <w:p>
-      <w:r>
-        <w:t>В данном разделе представлены основные сведения о назначении разработки.</w:t>
-      </w:r>
-    </w:p>
-    <w:p>
-      <w:pPr>
-        <w:pStyle w:val="3"/>
-      </w:pPr>
-      <w:bookmarkStart w:id="11" w:name="_Toc215255085"/>
-      <w:r>
-        <w:t>Функциональное назначение</w:t>
-      </w:r>
-      <w:bookmarkEnd w:id="11"/>
-    </w:p>
-    <w:p>
-      <w:r>
-        <w:t>Функциональное назначение платформы заключается в обеспечении интерактивного и наглядного изучения тем по алгоритмам и структурам данных. Система предоставляет теоретический материал, визуализирует процессы выполнения алгоритмов и позволяет пользователю пошагово просматривать, как работает тот или иной метод. Также реализована функция проверки знаний — в виде тестов и заданий, где при ошибке встроенный ИИ анализирует ответ, объясняет допущенную ошибку и формулирует вопрос заново для лучшего усвоения материала.</w:t>
-      </w:r>
-    </w:p>
-    <w:p>
-      <w:pPr>
-        <w:pStyle w:val="3"/>
-      </w:pPr>
-      <w:bookmarkStart w:id="12" w:name="_Toc215255086"/>
-      <w:r>
-        <w:t>Эксплуатационное назначение</w:t>
-      </w:r>
-      <w:bookmarkEnd w:id="12"/>
-    </w:p>
-    <w:p>
-      <w:r>
-        <w:t>Эксплуатационное назначение программной платформы состоит в предоставлении учащимся и преподавателям удобного инструмента для самостоятельного и интерактивного изучения алгоритмов и структур данных. Платформа способствует повышению качества обучения за счет наглядных визуализаций, интерактивных симуляций и интеллектуальной поддержки при изучении сложных тем. Использование системы позволяет сделать процесс обучения более понятным, увлекательным и эффективным, а также способствует формированию глубокого понимания принципов работы алгоритмов.</w:t>
+        <w:t>понятным, увлекательным и эффективным, а также способствует формированию глубокого понимания принципов работы алгоритмов.</w:t>
       </w:r>
     </w:p>
     <w:p>
       <w:pPr>
         <w:pStyle w:val="1"/>
       </w:pPr>
-      <w:bookmarkStart w:id="13" w:name="_Toc215255087"/>
+      <w:bookmarkStart w:id="14" w:name="_Toc215255087"/>
       <w:r>
         <w:lastRenderedPageBreak/>
         <w:t>О</w:t>
@@ -3803,7 +3799,7 @@
       <w:r>
         <w:t xml:space="preserve"> предметной области</w:t>
       </w:r>
-      <w:bookmarkEnd w:id="13"/>
+      <w:bookmarkEnd w:id="14"/>
     </w:p>
     <w:p>
       <w:r>
@@ -4696,12 +4692,12 @@
       <w:pPr>
         <w:pStyle w:val="1"/>
       </w:pPr>
-      <w:bookmarkStart w:id="14" w:name="_Toc215255088"/>
+      <w:bookmarkStart w:id="15" w:name="_Toc215255088"/>
       <w:r>
         <w:lastRenderedPageBreak/>
         <w:t>Требования к результатам разработки</w:t>
       </w:r>
-      <w:bookmarkEnd w:id="14"/>
+      <w:bookmarkEnd w:id="15"/>
     </w:p>
     <w:p>
       <w:r>
@@ -4715,14 +4711,14 @@
       <w:pPr>
         <w:pStyle w:val="2"/>
       </w:pPr>
-      <w:bookmarkStart w:id="15" w:name="_Toc215255089"/>
+      <w:bookmarkStart w:id="16" w:name="_Toc215255089"/>
       <w:r>
         <w:t>Требования к функци</w:t>
       </w:r>
       <w:r>
         <w:t>ональным характеристикам</w:t>
       </w:r>
-      <w:bookmarkEnd w:id="15"/>
+      <w:bookmarkEnd w:id="16"/>
     </w:p>
     <w:p>
       <w:r>
@@ -4855,11 +4851,11 @@
       <w:pPr>
         <w:pStyle w:val="2"/>
       </w:pPr>
-      <w:bookmarkStart w:id="16" w:name="_Toc215255090"/>
+      <w:bookmarkStart w:id="17" w:name="_Toc215255090"/>
       <w:r>
         <w:t>Требования к показателям назначения</w:t>
       </w:r>
-      <w:bookmarkEnd w:id="16"/>
+      <w:bookmarkEnd w:id="17"/>
     </w:p>
     <w:p>
       <w:r>
@@ -4923,11 +4919,11 @@
       <w:pPr>
         <w:pStyle w:val="2"/>
       </w:pPr>
-      <w:bookmarkStart w:id="17" w:name="_Toc215255091"/>
+      <w:bookmarkStart w:id="18" w:name="_Toc215255091"/>
       <w:r>
         <w:t>Требования к технологическому стеку</w:t>
       </w:r>
-      <w:bookmarkEnd w:id="17"/>
+      <w:bookmarkEnd w:id="18"/>
     </w:p>
     <w:p>
       <w:r>
@@ -5168,11 +5164,11 @@
       <w:pPr>
         <w:pStyle w:val="2"/>
       </w:pPr>
-      <w:bookmarkStart w:id="18" w:name="_Toc215255092"/>
+      <w:bookmarkStart w:id="19" w:name="_Toc215255092"/>
       <w:r>
         <w:t>Требования к пользовательскому интерфейсу</w:t>
       </w:r>
-      <w:bookmarkEnd w:id="18"/>
+      <w:bookmarkEnd w:id="19"/>
     </w:p>
     <w:p>
       <w:r>
@@ -5260,10 +5256,15 @@
         <w:t>,</w:t>
       </w:r>
       <w:r>
-        <w:t xml:space="preserve"> изображенное на рисунке</w:t>
-      </w:r>
-      <w:r>
-        <w:t xml:space="preserve"> 2.</w:t>
+        <w:t xml:space="preserve"> изображенное на </w:t>
+      </w:r>
+      <w:proofErr w:type="gramStart"/>
+      <w:r>
+        <w:t>рисунке  2</w:t>
+      </w:r>
+      <w:proofErr w:type="gramEnd"/>
+      <w:r>
+        <w:t>.</w:t>
       </w:r>
     </w:p>
     <w:p>
@@ -5351,13 +5352,15 @@
         <w:t>,</w:t>
       </w:r>
       <w:r>
-        <w:t xml:space="preserve"> после изучения каждого блока теории пользователю дается возможность пройти тестирование. Если по</w:t>
-      </w:r>
-      <w:r>
-        <w:t xml:space="preserve">льзователь отвечает неправильно, </w:t>
-      </w:r>
-      <w:r>
-        <w:t xml:space="preserve">то ИИ генерирует ему </w:t>
+        <w:t xml:space="preserve"> после изучения каждого блока теории пользователю дается возможность пройти тестирование. Если пользователь отвечает </w:t>
+      </w:r>
+      <w:proofErr w:type="gramStart"/>
+      <w:r>
+        <w:t>неправильно</w:t>
+      </w:r>
+      <w:proofErr w:type="gramEnd"/>
+      <w:r>
+        <w:t xml:space="preserve"> то ИИ генерирует ему </w:t>
       </w:r>
       <w:proofErr w:type="spellStart"/>
       <w:r>
@@ -5430,11 +5433,11 @@
       <w:pPr>
         <w:pStyle w:val="2"/>
       </w:pPr>
-      <w:bookmarkStart w:id="19" w:name="_Toc215255093"/>
+      <w:bookmarkStart w:id="20" w:name="_Toc215255093"/>
       <w:r>
         <w:t>Требования к видам обеспечения</w:t>
       </w:r>
-      <w:bookmarkEnd w:id="19"/>
+      <w:bookmarkEnd w:id="20"/>
     </w:p>
     <w:p>
       <w:r>
@@ -5445,11 +5448,11 @@
       <w:pPr>
         <w:pStyle w:val="3"/>
       </w:pPr>
-      <w:bookmarkStart w:id="20" w:name="_Toc215255094"/>
+      <w:bookmarkStart w:id="21" w:name="_Toc215255094"/>
       <w:r>
         <w:t>Требования к математическому обеспечению</w:t>
       </w:r>
-      <w:bookmarkEnd w:id="20"/>
+      <w:bookmarkEnd w:id="21"/>
     </w:p>
     <w:p>
       <w:r>
@@ -5506,9 +5509,11 @@
       <w:r>
         <w:t xml:space="preserve">Расчет итогового уровня понимания темы должен </w:t>
       </w:r>
-      <w:r>
-        <w:t>учитывать,</w:t>
-      </w:r>
+      <w:proofErr w:type="gramStart"/>
+      <w:r>
+        <w:t>учитывать</w:t>
+      </w:r>
+      <w:proofErr w:type="gramEnd"/>
       <w:r>
         <w:t xml:space="preserve"> как результаты теста, так и корректность выполнения практического задания с кодом. Формула может быть задана как взвешенная сумма:</w:t>
       </w:r>
@@ -5538,11 +5543,11 @@
       <w:pPr>
         <w:pStyle w:val="3"/>
       </w:pPr>
-      <w:bookmarkStart w:id="21" w:name="_Toc215255095"/>
+      <w:bookmarkStart w:id="22" w:name="_Toc215255095"/>
       <w:r>
         <w:t>Требования к информационному обеспечению</w:t>
       </w:r>
-      <w:bookmarkEnd w:id="21"/>
+      <w:bookmarkEnd w:id="22"/>
     </w:p>
     <w:p>
       <w:r>
@@ -5617,11 +5622,11 @@
       <w:pPr>
         <w:pStyle w:val="3"/>
       </w:pPr>
-      <w:bookmarkStart w:id="22" w:name="_Toc215255096"/>
+      <w:bookmarkStart w:id="23" w:name="_Toc215255096"/>
       <w:r>
         <w:t>Требования к метрологическому обеспечению</w:t>
       </w:r>
-      <w:bookmarkEnd w:id="22"/>
+      <w:bookmarkEnd w:id="23"/>
     </w:p>
     <w:p>
       <w:r>
@@ -5632,11 +5637,11 @@
       <w:pPr>
         <w:pStyle w:val="3"/>
       </w:pPr>
-      <w:bookmarkStart w:id="23" w:name="_Toc215255097"/>
+      <w:bookmarkStart w:id="24" w:name="_Toc215255097"/>
       <w:r>
         <w:t>Требования к техническому обеспечению</w:t>
       </w:r>
-      <w:bookmarkEnd w:id="23"/>
+      <w:bookmarkEnd w:id="24"/>
     </w:p>
     <w:p>
       <w:r>
@@ -5735,11 +5740,11 @@
       <w:pPr>
         <w:pStyle w:val="2"/>
       </w:pPr>
-      <w:bookmarkStart w:id="24" w:name="_Toc215255098"/>
+      <w:bookmarkStart w:id="25" w:name="_Toc215255098"/>
       <w:r>
         <w:t>Требования к надежности</w:t>
       </w:r>
-      <w:bookmarkEnd w:id="24"/>
+      <w:bookmarkEnd w:id="25"/>
     </w:p>
     <w:p>
       <w:r>
@@ -5764,11 +5769,11 @@
       <w:pPr>
         <w:pStyle w:val="2"/>
       </w:pPr>
-      <w:bookmarkStart w:id="25" w:name="_Toc215255099"/>
+      <w:bookmarkStart w:id="26" w:name="_Toc215255099"/>
       <w:r>
         <w:t>Требования к безопасности</w:t>
       </w:r>
-      <w:bookmarkEnd w:id="25"/>
+      <w:bookmarkEnd w:id="26"/>
     </w:p>
     <w:p>
       <w:r>
@@ -5809,11 +5814,11 @@
       <w:pPr>
         <w:pStyle w:val="2"/>
       </w:pPr>
-      <w:bookmarkStart w:id="26" w:name="_Toc215255100"/>
+      <w:bookmarkStart w:id="27" w:name="_Toc215255100"/>
       <w:r>
         <w:t>Требования к патентной чистоте</w:t>
       </w:r>
-      <w:bookmarkEnd w:id="26"/>
+      <w:bookmarkEnd w:id="27"/>
     </w:p>
     <w:p>
       <w:r>
@@ -5833,11 +5838,11 @@
       <w:pPr>
         <w:pStyle w:val="2"/>
       </w:pPr>
-      <w:bookmarkStart w:id="27" w:name="_Toc215255101"/>
+      <w:bookmarkStart w:id="28" w:name="_Toc215255101"/>
       <w:r>
         <w:t>Требования к перспективам развития</w:t>
       </w:r>
-      <w:bookmarkEnd w:id="27"/>
+      <w:bookmarkEnd w:id="28"/>
     </w:p>
     <w:p>
       <w:r>
@@ -5856,10 +5861,7 @@
         <w:ind w:left="0" w:firstLine="851"/>
       </w:pPr>
       <w:r>
-        <w:t>Доступ к библиотеке учебных материалов и методическим указаниям, предоставленным</w:t>
-      </w:r>
-      <w:r>
-        <w:t xml:space="preserve"> другими пользователями</w:t>
+        <w:t>Доступ к библиотеке учебных материалов и методическим указаниям, предоставленным преподавателем</w:t>
       </w:r>
       <w:r>
         <w:t>;</w:t>
@@ -5871,10 +5873,7 @@
         <w:ind w:left="0" w:firstLine="851"/>
       </w:pPr>
       <w:r>
-        <w:t xml:space="preserve">Публикация и организация учебных материалов, методических указаний и пособий для </w:t>
-      </w:r>
-      <w:r>
-        <w:t>пользователей</w:t>
+        <w:t>Публикация и организация учебных материалов, методических указаний и пособий для студентов</w:t>
       </w:r>
       <w:r>
         <w:t>;</w:t>
@@ -5886,15 +5885,22 @@
         <w:ind w:left="0" w:firstLine="851"/>
       </w:pPr>
       <w:r>
-        <w:t xml:space="preserve">Возможность подачи запроса на </w:t>
-      </w:r>
-      <w:r>
-        <w:t>исправление теоретического материала</w:t>
-      </w:r>
-      <w:bookmarkStart w:id="28" w:name="_GoBack"/>
-      <w:bookmarkEnd w:id="28"/>
-      <w:r>
-        <w:t>.</w:t>
+        <w:t>Рассмотрение запросов от студентов на пересмотр оценок и принятие решений по ним</w:t>
+      </w:r>
+      <w:r>
+        <w:t>;</w:t>
+      </w:r>
+    </w:p>
+    <w:p>
+      <w:pPr>
+        <w:pStyle w:val="a0"/>
+        <w:ind w:left="0" w:firstLine="851"/>
+      </w:pPr>
+      <w:r>
+        <w:t>Возможность подачи запроса на пересмотр оценки</w:t>
+      </w:r>
+      <w:r>
+        <w:t xml:space="preserve"> за практическую работу.</w:t>
       </w:r>
     </w:p>
     <w:p>
@@ -7311,7 +7317,7 @@
         <w:rStyle w:val="af1"/>
         <w:noProof/>
       </w:rPr>
-      <w:t>17</w:t>
+      <w:t>20</w:t>
     </w:r>
     <w:r>
       <w:rPr>
@@ -7351,6 +7357,155 @@
     </w:lvl>
   </w:abstractNum>
   <w:abstractNum w:abstractNumId="1" w15:restartNumberingAfterBreak="0">
+    <w:nsid w:val="01817011"/>
+    <w:multiLevelType w:val="multilevel"/>
+    <w:tmpl w:val="08D2B118"/>
+    <w:lvl w:ilvl="0">
+      <w:start w:val="1"/>
+      <w:numFmt w:val="bullet"/>
+      <w:lvlText w:val=""/>
+      <w:lvlJc w:val="left"/>
+      <w:pPr>
+        <w:tabs>
+          <w:tab w:val="num" w:pos="720"/>
+        </w:tabs>
+        <w:ind w:left="720" w:hanging="360"/>
+      </w:pPr>
+      <w:rPr>
+        <w:rFonts w:ascii="Symbol" w:hAnsi="Symbol" w:hint="default"/>
+        <w:sz w:val="20"/>
+      </w:rPr>
+    </w:lvl>
+    <w:lvl w:ilvl="1" w:tentative="1">
+      <w:start w:val="1"/>
+      <w:numFmt w:val="bullet"/>
+      <w:lvlText w:val="o"/>
+      <w:lvlJc w:val="left"/>
+      <w:pPr>
+        <w:tabs>
+          <w:tab w:val="num" w:pos="1440"/>
+        </w:tabs>
+        <w:ind w:left="1440" w:hanging="360"/>
+      </w:pPr>
+      <w:rPr>
+        <w:rFonts w:ascii="Courier New" w:hAnsi="Courier New" w:hint="default"/>
+        <w:sz w:val="20"/>
+      </w:rPr>
+    </w:lvl>
+    <w:lvl w:ilvl="2" w:tentative="1">
+      <w:start w:val="1"/>
+      <w:numFmt w:val="bullet"/>
+      <w:lvlText w:val=""/>
+      <w:lvlJc w:val="left"/>
+      <w:pPr>
+        <w:tabs>
+          <w:tab w:val="num" w:pos="2160"/>
+        </w:tabs>
+        <w:ind w:left="2160" w:hanging="360"/>
+      </w:pPr>
+      <w:rPr>
+        <w:rFonts w:ascii="Wingdings" w:hAnsi="Wingdings" w:hint="default"/>
+        <w:sz w:val="20"/>
+      </w:rPr>
+    </w:lvl>
+    <w:lvl w:ilvl="3" w:tentative="1">
+      <w:start w:val="1"/>
+      <w:numFmt w:val="bullet"/>
+      <w:lvlText w:val=""/>
+      <w:lvlJc w:val="left"/>
+      <w:pPr>
+        <w:tabs>
+          <w:tab w:val="num" w:pos="2880"/>
+        </w:tabs>
+        <w:ind w:left="2880" w:hanging="360"/>
+      </w:pPr>
+      <w:rPr>
+        <w:rFonts w:ascii="Wingdings" w:hAnsi="Wingdings" w:hint="default"/>
+        <w:sz w:val="20"/>
+      </w:rPr>
+    </w:lvl>
+    <w:lvl w:ilvl="4" w:tentative="1">
+      <w:start w:val="1"/>
+      <w:numFmt w:val="bullet"/>
+      <w:lvlText w:val=""/>
+      <w:lvlJc w:val="left"/>
+      <w:pPr>
+        <w:tabs>
+          <w:tab w:val="num" w:pos="3600"/>
+        </w:tabs>
+        <w:ind w:left="3600" w:hanging="360"/>
+      </w:pPr>
+      <w:rPr>
+        <w:rFonts w:ascii="Wingdings" w:hAnsi="Wingdings" w:hint="default"/>
+        <w:sz w:val="20"/>
+      </w:rPr>
+    </w:lvl>
+    <w:lvl w:ilvl="5" w:tentative="1">
+      <w:start w:val="1"/>
+      <w:numFmt w:val="bullet"/>
+      <w:lvlText w:val=""/>
+      <w:lvlJc w:val="left"/>
+      <w:pPr>
+        <w:tabs>
+          <w:tab w:val="num" w:pos="4320"/>
+        </w:tabs>
+        <w:ind w:left="4320" w:hanging="360"/>
+      </w:pPr>
+      <w:rPr>
+        <w:rFonts w:ascii="Wingdings" w:hAnsi="Wingdings" w:hint="default"/>
+        <w:sz w:val="20"/>
+      </w:rPr>
+    </w:lvl>
+    <w:lvl w:ilvl="6" w:tentative="1">
+      <w:start w:val="1"/>
+      <w:numFmt w:val="bullet"/>
+      <w:lvlText w:val=""/>
+      <w:lvlJc w:val="left"/>
+      <w:pPr>
+        <w:tabs>
+          <w:tab w:val="num" w:pos="5040"/>
+        </w:tabs>
+        <w:ind w:left="5040" w:hanging="360"/>
+      </w:pPr>
+      <w:rPr>
+        <w:rFonts w:ascii="Wingdings" w:hAnsi="Wingdings" w:hint="default"/>
+        <w:sz w:val="20"/>
+      </w:rPr>
+    </w:lvl>
+    <w:lvl w:ilvl="7" w:tentative="1">
+      <w:start w:val="1"/>
+      <w:numFmt w:val="bullet"/>
+      <w:lvlText w:val=""/>
+      <w:lvlJc w:val="left"/>
+      <w:pPr>
+        <w:tabs>
+          <w:tab w:val="num" w:pos="5760"/>
+        </w:tabs>
+        <w:ind w:left="5760" w:hanging="360"/>
+      </w:pPr>
+      <w:rPr>
+        <w:rFonts w:ascii="Wingdings" w:hAnsi="Wingdings" w:hint="default"/>
+        <w:sz w:val="20"/>
+      </w:rPr>
+    </w:lvl>
+    <w:lvl w:ilvl="8" w:tentative="1">
+      <w:start w:val="1"/>
+      <w:numFmt w:val="bullet"/>
+      <w:lvlText w:val=""/>
+      <w:lvlJc w:val="left"/>
+      <w:pPr>
+        <w:tabs>
+          <w:tab w:val="num" w:pos="6480"/>
+        </w:tabs>
+        <w:ind w:left="6480" w:hanging="360"/>
+      </w:pPr>
+      <w:rPr>
+        <w:rFonts w:ascii="Wingdings" w:hAnsi="Wingdings" w:hint="default"/>
+        <w:sz w:val="20"/>
+      </w:rPr>
+    </w:lvl>
+  </w:abstractNum>
+  <w:abstractNum w:abstractNumId="2" w15:restartNumberingAfterBreak="0">
     <w:nsid w:val="089908E1"/>
     <w:multiLevelType w:val="hybridMultilevel"/>
     <w:tmpl w:val="84EA928E"/>
@@ -7463,7 +7618,7 @@
       </w:rPr>
     </w:lvl>
   </w:abstractNum>
-  <w:abstractNum w:abstractNumId="2" w15:restartNumberingAfterBreak="0">
+  <w:abstractNum w:abstractNumId="3" w15:restartNumberingAfterBreak="0">
     <w:nsid w:val="09E41D97"/>
     <w:multiLevelType w:val="hybridMultilevel"/>
     <w:tmpl w:val="9D58AAF8"/>
@@ -7576,7 +7731,7 @@
       </w:rPr>
     </w:lvl>
   </w:abstractNum>
-  <w:abstractNum w:abstractNumId="3" w15:restartNumberingAfterBreak="0">
+  <w:abstractNum w:abstractNumId="4" w15:restartNumberingAfterBreak="0">
     <w:nsid w:val="114E1243"/>
     <w:multiLevelType w:val="hybridMultilevel"/>
     <w:tmpl w:val="9EBAE978"/>
@@ -7689,7 +7844,7 @@
       </w:rPr>
     </w:lvl>
   </w:abstractNum>
-  <w:abstractNum w:abstractNumId="4" w15:restartNumberingAfterBreak="0">
+  <w:abstractNum w:abstractNumId="5" w15:restartNumberingAfterBreak="0">
     <w:nsid w:val="19E7744A"/>
     <w:multiLevelType w:val="hybridMultilevel"/>
     <w:tmpl w:val="ABE4C416"/>
@@ -7776,7 +7931,7 @@
       </w:pPr>
     </w:lvl>
   </w:abstractNum>
-  <w:abstractNum w:abstractNumId="5" w15:restartNumberingAfterBreak="0">
+  <w:abstractNum w:abstractNumId="6" w15:restartNumberingAfterBreak="0">
     <w:nsid w:val="1AD47E7A"/>
     <w:multiLevelType w:val="multilevel"/>
     <w:tmpl w:val="530A2430"/>
@@ -7923,7 +8078,7 @@
       </w:pPr>
     </w:lvl>
   </w:abstractNum>
-  <w:abstractNum w:abstractNumId="6" w15:restartNumberingAfterBreak="0">
+  <w:abstractNum w:abstractNumId="7" w15:restartNumberingAfterBreak="0">
     <w:nsid w:val="1B3B4DFE"/>
     <w:multiLevelType w:val="multilevel"/>
     <w:tmpl w:val="7ECAAB92"/>
@@ -8040,7 +8195,7 @@
       </w:pPr>
     </w:lvl>
   </w:abstractNum>
-  <w:abstractNum w:abstractNumId="7" w15:restartNumberingAfterBreak="0">
+  <w:abstractNum w:abstractNumId="8" w15:restartNumberingAfterBreak="0">
     <w:nsid w:val="257F2F14"/>
     <w:multiLevelType w:val="hybridMultilevel"/>
     <w:tmpl w:val="805A6D4C"/>
@@ -8153,7 +8308,7 @@
       </w:rPr>
     </w:lvl>
   </w:abstractNum>
-  <w:abstractNum w:abstractNumId="8" w15:restartNumberingAfterBreak="0">
+  <w:abstractNum w:abstractNumId="9" w15:restartNumberingAfterBreak="0">
     <w:nsid w:val="2AE07DDF"/>
     <w:multiLevelType w:val="hybridMultilevel"/>
     <w:tmpl w:val="E29AAA1C"/>
@@ -8267,7 +8422,7 @@
       </w:rPr>
     </w:lvl>
   </w:abstractNum>
-  <w:abstractNum w:abstractNumId="9" w15:restartNumberingAfterBreak="0">
+  <w:abstractNum w:abstractNumId="10" w15:restartNumberingAfterBreak="0">
     <w:nsid w:val="2F62707B"/>
     <w:multiLevelType w:val="hybridMultilevel"/>
     <w:tmpl w:val="F992F95A"/>
@@ -8380,7 +8535,7 @@
       </w:rPr>
     </w:lvl>
   </w:abstractNum>
-  <w:abstractNum w:abstractNumId="10" w15:restartNumberingAfterBreak="0">
+  <w:abstractNum w:abstractNumId="11" w15:restartNumberingAfterBreak="0">
     <w:nsid w:val="312E6BA4"/>
     <w:multiLevelType w:val="hybridMultilevel"/>
     <w:tmpl w:val="566CD8BA"/>
@@ -8470,7 +8625,7 @@
       </w:pPr>
     </w:lvl>
   </w:abstractNum>
-  <w:abstractNum w:abstractNumId="11" w15:restartNumberingAfterBreak="0">
+  <w:abstractNum w:abstractNumId="12" w15:restartNumberingAfterBreak="0">
     <w:nsid w:val="331C7272"/>
     <w:multiLevelType w:val="hybridMultilevel"/>
     <w:tmpl w:val="A670927E"/>
@@ -8583,7 +8738,7 @@
       </w:rPr>
     </w:lvl>
   </w:abstractNum>
-  <w:abstractNum w:abstractNumId="12" w15:restartNumberingAfterBreak="0">
+  <w:abstractNum w:abstractNumId="13" w15:restartNumberingAfterBreak="0">
     <w:nsid w:val="35971AC2"/>
     <w:multiLevelType w:val="hybridMultilevel"/>
     <w:tmpl w:val="95C63B18"/>
@@ -8669,7 +8824,7 @@
       </w:pPr>
     </w:lvl>
   </w:abstractNum>
-  <w:abstractNum w:abstractNumId="13" w15:restartNumberingAfterBreak="0">
+  <w:abstractNum w:abstractNumId="14" w15:restartNumberingAfterBreak="0">
     <w:nsid w:val="3705097D"/>
     <w:multiLevelType w:val="multilevel"/>
     <w:tmpl w:val="5BE82FF4"/>
@@ -8782,7 +8937,7 @@
       </w:pPr>
     </w:lvl>
   </w:abstractNum>
-  <w:abstractNum w:abstractNumId="14" w15:restartNumberingAfterBreak="0">
+  <w:abstractNum w:abstractNumId="15" w15:restartNumberingAfterBreak="0">
     <w:nsid w:val="38960F16"/>
     <w:multiLevelType w:val="hybridMultilevel"/>
     <w:tmpl w:val="D4ECDB24"/>
@@ -8895,7 +9050,7 @@
       </w:rPr>
     </w:lvl>
   </w:abstractNum>
-  <w:abstractNum w:abstractNumId="15" w15:restartNumberingAfterBreak="0">
+  <w:abstractNum w:abstractNumId="16" w15:restartNumberingAfterBreak="0">
     <w:nsid w:val="393E421C"/>
     <w:multiLevelType w:val="hybridMultilevel"/>
     <w:tmpl w:val="C1F6AF74"/>
@@ -9008,7 +9163,7 @@
       </w:rPr>
     </w:lvl>
   </w:abstractNum>
-  <w:abstractNum w:abstractNumId="16" w15:restartNumberingAfterBreak="0">
+  <w:abstractNum w:abstractNumId="17" w15:restartNumberingAfterBreak="0">
     <w:nsid w:val="3CDC00EB"/>
     <w:multiLevelType w:val="hybridMultilevel"/>
     <w:tmpl w:val="D1F682C6"/>
@@ -9121,7 +9276,7 @@
       </w:rPr>
     </w:lvl>
   </w:abstractNum>
-  <w:abstractNum w:abstractNumId="17" w15:restartNumberingAfterBreak="0">
+  <w:abstractNum w:abstractNumId="18" w15:restartNumberingAfterBreak="0">
     <w:nsid w:val="418F5D51"/>
     <w:multiLevelType w:val="hybridMultilevel"/>
     <w:tmpl w:val="66F64CB0"/>
@@ -9234,7 +9389,7 @@
       </w:rPr>
     </w:lvl>
   </w:abstractNum>
-  <w:abstractNum w:abstractNumId="18" w15:restartNumberingAfterBreak="0">
+  <w:abstractNum w:abstractNumId="19" w15:restartNumberingAfterBreak="0">
     <w:nsid w:val="46200343"/>
     <w:multiLevelType w:val="hybridMultilevel"/>
     <w:tmpl w:val="7D3849DC"/>
@@ -9347,7 +9502,7 @@
       </w:rPr>
     </w:lvl>
   </w:abstractNum>
-  <w:abstractNum w:abstractNumId="19" w15:restartNumberingAfterBreak="0">
+  <w:abstractNum w:abstractNumId="20" w15:restartNumberingAfterBreak="0">
     <w:nsid w:val="47E7278F"/>
     <w:multiLevelType w:val="multilevel"/>
     <w:tmpl w:val="A5346A42"/>
@@ -9496,7 +9651,7 @@
       </w:rPr>
     </w:lvl>
   </w:abstractNum>
-  <w:abstractNum w:abstractNumId="20" w15:restartNumberingAfterBreak="0">
+  <w:abstractNum w:abstractNumId="21" w15:restartNumberingAfterBreak="0">
     <w:nsid w:val="4DC24583"/>
     <w:multiLevelType w:val="hybridMultilevel"/>
     <w:tmpl w:val="0C7A057E"/>
@@ -9609,7 +9764,7 @@
       </w:rPr>
     </w:lvl>
   </w:abstractNum>
-  <w:abstractNum w:abstractNumId="21" w15:restartNumberingAfterBreak="0">
+  <w:abstractNum w:abstractNumId="22" w15:restartNumberingAfterBreak="0">
     <w:nsid w:val="4FA82A39"/>
     <w:multiLevelType w:val="hybridMultilevel"/>
     <w:tmpl w:val="0C06B6D0"/>
@@ -9722,7 +9877,7 @@
       </w:rPr>
     </w:lvl>
   </w:abstractNum>
-  <w:abstractNum w:abstractNumId="22" w15:restartNumberingAfterBreak="0">
+  <w:abstractNum w:abstractNumId="23" w15:restartNumberingAfterBreak="0">
     <w:nsid w:val="506A489D"/>
     <w:multiLevelType w:val="hybridMultilevel"/>
     <w:tmpl w:val="C3F66C28"/>
@@ -9811,7 +9966,7 @@
       </w:pPr>
     </w:lvl>
   </w:abstractNum>
-  <w:abstractNum w:abstractNumId="23" w15:restartNumberingAfterBreak="0">
+  <w:abstractNum w:abstractNumId="24" w15:restartNumberingAfterBreak="0">
     <w:nsid w:val="541A247F"/>
     <w:multiLevelType w:val="hybridMultilevel"/>
     <w:tmpl w:val="CA001A5E"/>
@@ -9924,7 +10079,7 @@
       </w:rPr>
     </w:lvl>
   </w:abstractNum>
-  <w:abstractNum w:abstractNumId="24" w15:restartNumberingAfterBreak="0">
+  <w:abstractNum w:abstractNumId="25" w15:restartNumberingAfterBreak="0">
     <w:nsid w:val="572D2F98"/>
     <w:multiLevelType w:val="hybridMultilevel"/>
     <w:tmpl w:val="42FE7178"/>
@@ -10037,7 +10192,7 @@
       </w:rPr>
     </w:lvl>
   </w:abstractNum>
-  <w:abstractNum w:abstractNumId="25" w15:restartNumberingAfterBreak="0">
+  <w:abstractNum w:abstractNumId="26" w15:restartNumberingAfterBreak="0">
     <w:nsid w:val="5A88565B"/>
     <w:multiLevelType w:val="hybridMultilevel"/>
     <w:tmpl w:val="C3F66C28"/>
@@ -10126,7 +10281,7 @@
       </w:pPr>
     </w:lvl>
   </w:abstractNum>
-  <w:abstractNum w:abstractNumId="26" w15:restartNumberingAfterBreak="0">
+  <w:abstractNum w:abstractNumId="27" w15:restartNumberingAfterBreak="0">
     <w:nsid w:val="5B743D3B"/>
     <w:multiLevelType w:val="hybridMultilevel"/>
     <w:tmpl w:val="68CAA138"/>
@@ -10239,7 +10394,7 @@
       </w:rPr>
     </w:lvl>
   </w:abstractNum>
-  <w:abstractNum w:abstractNumId="27" w15:restartNumberingAfterBreak="0">
+  <w:abstractNum w:abstractNumId="28" w15:restartNumberingAfterBreak="0">
     <w:nsid w:val="64F4259B"/>
     <w:multiLevelType w:val="multilevel"/>
     <w:tmpl w:val="A8B0D582"/>
@@ -10352,7 +10507,7 @@
       </w:pPr>
     </w:lvl>
   </w:abstractNum>
-  <w:abstractNum w:abstractNumId="28" w15:restartNumberingAfterBreak="0">
+  <w:abstractNum w:abstractNumId="29" w15:restartNumberingAfterBreak="0">
     <w:nsid w:val="69AA601C"/>
     <w:multiLevelType w:val="multilevel"/>
     <w:tmpl w:val="9C389CAE"/>
@@ -10501,7 +10656,7 @@
       </w:rPr>
     </w:lvl>
   </w:abstractNum>
-  <w:abstractNum w:abstractNumId="29" w15:restartNumberingAfterBreak="0">
+  <w:abstractNum w:abstractNumId="30" w15:restartNumberingAfterBreak="0">
     <w:nsid w:val="6BDA6598"/>
     <w:multiLevelType w:val="hybridMultilevel"/>
     <w:tmpl w:val="7528042C"/>
@@ -10614,7 +10769,7 @@
       </w:rPr>
     </w:lvl>
   </w:abstractNum>
-  <w:abstractNum w:abstractNumId="30" w15:restartNumberingAfterBreak="0">
+  <w:abstractNum w:abstractNumId="31" w15:restartNumberingAfterBreak="0">
     <w:nsid w:val="6EBF6CD3"/>
     <w:multiLevelType w:val="hybridMultilevel"/>
     <w:tmpl w:val="402C549E"/>
@@ -10727,7 +10882,7 @@
       </w:rPr>
     </w:lvl>
   </w:abstractNum>
-  <w:abstractNum w:abstractNumId="31" w15:restartNumberingAfterBreak="0">
+  <w:abstractNum w:abstractNumId="32" w15:restartNumberingAfterBreak="0">
     <w:nsid w:val="7D6C7476"/>
     <w:multiLevelType w:val="hybridMultilevel"/>
     <w:tmpl w:val="C7BCFAC0"/>
@@ -10819,145 +10974,151 @@
     </w:lvl>
   </w:abstractNum>
   <w:num w:numId="1">
-    <w:abstractNumId w:val="8"/>
+    <w:abstractNumId w:val="9"/>
   </w:num>
   <w:num w:numId="2">
     <w:abstractNumId w:val="0"/>
   </w:num>
   <w:num w:numId="3">
+    <w:abstractNumId w:val="11"/>
+  </w:num>
+  <w:num w:numId="4">
+    <w:abstractNumId w:val="5"/>
+  </w:num>
+  <w:num w:numId="5">
+    <w:abstractNumId w:val="6"/>
+  </w:num>
+  <w:num w:numId="6">
+    <w:abstractNumId w:val="16"/>
+  </w:num>
+  <w:num w:numId="7">
+    <w:abstractNumId w:val="19"/>
+  </w:num>
+  <w:num w:numId="8">
+    <w:abstractNumId w:val="25"/>
+  </w:num>
+  <w:num w:numId="9">
+    <w:abstractNumId w:val="27"/>
+  </w:num>
+  <w:num w:numId="10">
+    <w:abstractNumId w:val="17"/>
+  </w:num>
+  <w:num w:numId="11">
+    <w:abstractNumId w:val="22"/>
+  </w:num>
+  <w:num w:numId="12">
+    <w:abstractNumId w:val="32"/>
+  </w:num>
+  <w:num w:numId="13">
+    <w:abstractNumId w:val="13"/>
+  </w:num>
+  <w:num w:numId="14">
+    <w:abstractNumId w:val="15"/>
+  </w:num>
+  <w:num w:numId="15">
+    <w:abstractNumId w:val="8"/>
+  </w:num>
+  <w:num w:numId="16">
+    <w:abstractNumId w:val="28"/>
+  </w:num>
+  <w:num w:numId="17">
+    <w:abstractNumId w:val="24"/>
+  </w:num>
+  <w:num w:numId="18">
+    <w:abstractNumId w:val="7"/>
+  </w:num>
+  <w:num w:numId="19">
+    <w:abstractNumId w:val="14"/>
+  </w:num>
+  <w:num w:numId="20">
+    <w:abstractNumId w:val="23"/>
+  </w:num>
+  <w:num w:numId="21">
+    <w:abstractNumId w:val="26"/>
+  </w:num>
+  <w:num w:numId="22">
+    <w:abstractNumId w:val="21"/>
+  </w:num>
+  <w:num w:numId="23">
+    <w:abstractNumId w:val="30"/>
+  </w:num>
+  <w:num w:numId="24">
+    <w:abstractNumId w:val="2"/>
+  </w:num>
+  <w:num w:numId="25">
+    <w:abstractNumId w:val="12"/>
+  </w:num>
+  <w:num w:numId="26">
+    <w:abstractNumId w:val="4"/>
+  </w:num>
+  <w:num w:numId="27">
     <w:abstractNumId w:val="10"/>
   </w:num>
-  <w:num w:numId="4">
-    <w:abstractNumId w:val="4"/>
+  <w:num w:numId="28">
+    <w:abstractNumId w:val="3"/>
   </w:num>
-  <w:num w:numId="5">
-    <w:abstractNumId w:val="5"/>
-  </w:num>
-  <w:num w:numId="6">
-    <w:abstractNumId w:val="15"/>
-  </w:num>
-  <w:num w:numId="7">
+  <w:num w:numId="29">
     <w:abstractNumId w:val="18"/>
   </w:num>
-  <w:num w:numId="8">
-    <w:abstractNumId w:val="24"/>
-  </w:num>
-  <w:num w:numId="9">
-    <w:abstractNumId w:val="26"/>
-  </w:num>
-  <w:num w:numId="10">
-    <w:abstractNumId w:val="16"/>
-  </w:num>
-  <w:num w:numId="11">
-    <w:abstractNumId w:val="21"/>
-  </w:num>
-  <w:num w:numId="12">
+  <w:num w:numId="30">
     <w:abstractNumId w:val="31"/>
   </w:num>
-  <w:num w:numId="13">
-    <w:abstractNumId w:val="12"/>
+  <w:num w:numId="31">
+    <w:abstractNumId w:val="9"/>
   </w:num>
-  <w:num w:numId="14">
-    <w:abstractNumId w:val="14"/>
+  <w:num w:numId="32">
+    <w:abstractNumId w:val="9"/>
   </w:num>
-  <w:num w:numId="15">
-    <w:abstractNumId w:val="7"/>
+  <w:num w:numId="33">
+    <w:abstractNumId w:val="9"/>
   </w:num>
-  <w:num w:numId="16">
-    <w:abstractNumId w:val="27"/>
+  <w:num w:numId="34">
+    <w:abstractNumId w:val="9"/>
   </w:num>
-  <w:num w:numId="17">
-    <w:abstractNumId w:val="23"/>
+  <w:num w:numId="35">
+    <w:abstractNumId w:val="9"/>
   </w:num>
-  <w:num w:numId="18">
-    <w:abstractNumId w:val="6"/>
+  <w:num w:numId="36">
+    <w:abstractNumId w:val="9"/>
   </w:num>
-  <w:num w:numId="19">
-    <w:abstractNumId w:val="13"/>
+  <w:num w:numId="37">
+    <w:abstractNumId w:val="9"/>
   </w:num>
-  <w:num w:numId="20">
-    <w:abstractNumId w:val="22"/>
+  <w:num w:numId="38">
+    <w:abstractNumId w:val="29"/>
   </w:num>
-  <w:num w:numId="21">
-    <w:abstractNumId w:val="25"/>
+  <w:num w:numId="39">
+    <w:abstractNumId w:val="9"/>
   </w:num>
-  <w:num w:numId="22">
+  <w:num w:numId="40">
     <w:abstractNumId w:val="20"/>
   </w:num>
-  <w:num w:numId="23">
-    <w:abstractNumId w:val="29"/>
+  <w:num w:numId="41">
+    <w:abstractNumId w:val="9"/>
   </w:num>
-  <w:num w:numId="24">
+  <w:num w:numId="42">
+    <w:abstractNumId w:val="9"/>
+  </w:num>
+  <w:num w:numId="43">
+    <w:abstractNumId w:val="9"/>
+  </w:num>
+  <w:num w:numId="44">
+    <w:abstractNumId w:val="9"/>
+  </w:num>
+  <w:num w:numId="45">
+    <w:abstractNumId w:val="9"/>
+  </w:num>
+  <w:num w:numId="46">
+    <w:abstractNumId w:val="9"/>
+  </w:num>
+  <w:num w:numId="47">
+    <w:abstractNumId w:val="9"/>
+  </w:num>
+  <w:num w:numId="48">
     <w:abstractNumId w:val="1"/>
   </w:num>
-  <w:num w:numId="25">
-    <w:abstractNumId w:val="11"/>
-  </w:num>
-  <w:num w:numId="26">
-    <w:abstractNumId w:val="3"/>
-  </w:num>
-  <w:num w:numId="27">
+  <w:num w:numId="49">
     <w:abstractNumId w:val="9"/>
-  </w:num>
-  <w:num w:numId="28">
-    <w:abstractNumId w:val="2"/>
-  </w:num>
-  <w:num w:numId="29">
-    <w:abstractNumId w:val="17"/>
-  </w:num>
-  <w:num w:numId="30">
-    <w:abstractNumId w:val="30"/>
-  </w:num>
-  <w:num w:numId="31">
-    <w:abstractNumId w:val="8"/>
-  </w:num>
-  <w:num w:numId="32">
-    <w:abstractNumId w:val="8"/>
-  </w:num>
-  <w:num w:numId="33">
-    <w:abstractNumId w:val="8"/>
-  </w:num>
-  <w:num w:numId="34">
-    <w:abstractNumId w:val="8"/>
-  </w:num>
-  <w:num w:numId="35">
-    <w:abstractNumId w:val="8"/>
-  </w:num>
-  <w:num w:numId="36">
-    <w:abstractNumId w:val="8"/>
-  </w:num>
-  <w:num w:numId="37">
-    <w:abstractNumId w:val="8"/>
-  </w:num>
-  <w:num w:numId="38">
-    <w:abstractNumId w:val="28"/>
-  </w:num>
-  <w:num w:numId="39">
-    <w:abstractNumId w:val="8"/>
-  </w:num>
-  <w:num w:numId="40">
-    <w:abstractNumId w:val="19"/>
-  </w:num>
-  <w:num w:numId="41">
-    <w:abstractNumId w:val="8"/>
-  </w:num>
-  <w:num w:numId="42">
-    <w:abstractNumId w:val="8"/>
-  </w:num>
-  <w:num w:numId="43">
-    <w:abstractNumId w:val="8"/>
-  </w:num>
-  <w:num w:numId="44">
-    <w:abstractNumId w:val="8"/>
-  </w:num>
-  <w:num w:numId="45">
-    <w:abstractNumId w:val="8"/>
-  </w:num>
-  <w:num w:numId="46">
-    <w:abstractNumId w:val="8"/>
-  </w:num>
-  <w:num w:numId="47">
-    <w:abstractNumId w:val="8"/>
   </w:num>
   <w:numIdMacAtCleanup w:val="8"/>
 </w:numbering>
@@ -12874,6 +13035,12 @@
 </file>
 
 <file path=customXml/item2.xml><?xml version="1.0" encoding="utf-8"?>
+<p:properties xmlns:p="http://schemas.microsoft.com/office/2006/metadata/properties" xmlns:xsi="http://www.w3.org/2001/XMLSchema-instance" xmlns:pc="http://schemas.microsoft.com/office/infopath/2007/PartnerControls">
+  <documentManagement/>
+</p:properties>
+</file>
+
+<file path=customXml/item3.xml><?xml version="1.0" encoding="utf-8"?>
 <ct:contentTypeSchema xmlns:ct="http://schemas.microsoft.com/office/2006/metadata/contentType" xmlns:ma="http://schemas.microsoft.com/office/2006/metadata/properties/metaAttributes" ct:_="" ma:_="" ma:contentTypeName="Документ" ma:contentTypeID="0x010100895006E4339BF24CAA0F5B167E451061" ma:contentTypeVersion="11" ma:contentTypeDescription="Создание документа." ma:contentTypeScope="" ma:versionID="ee66b34cdb7d5be00a86ac9db559fc97">
   <xsd:schema xmlns:xsd="http://www.w3.org/2001/XMLSchema" xmlns:xs="http://www.w3.org/2001/XMLSchema" xmlns:p="http://schemas.microsoft.com/office/2006/metadata/properties" xmlns:ns3="a1eb269e-cbf3-465a-8e4a-8d42bc45f09f" xmlns:ns4="a042d032-8e16-4c5e-a37e-70d449039bd2" targetNamespace="http://schemas.microsoft.com/office/2006/metadata/properties" ma:root="true" ma:fieldsID="9831aabdbf23b96857ccdb3f4e1a7ec2" ns3:_="" ns4:_="">
     <xsd:import namespace="a1eb269e-cbf3-465a-8e4a-8d42bc45f09f"/>
@@ -13082,12 +13249,6 @@
 </ct:contentTypeSchema>
 </file>
 
-<file path=customXml/item3.xml><?xml version="1.0" encoding="utf-8"?>
-<p:properties xmlns:p="http://schemas.microsoft.com/office/2006/metadata/properties" xmlns:xsi="http://www.w3.org/2001/XMLSchema-instance" xmlns:pc="http://schemas.microsoft.com/office/infopath/2007/PartnerControls">
-  <documentManagement/>
-</p:properties>
-</file>
-
 <file path=customXml/item4.xml><?xml version="1.0" encoding="utf-8"?>
 <b:Sources xmlns:b="http://schemas.openxmlformats.org/officeDocument/2006/bibliography" xmlns="http://schemas.openxmlformats.org/officeDocument/2006/bibliography" SelectedStyle="\APASixthEditionOfficeOnline.xsl" StyleName="APA" Version="6"/>
 </file>
@@ -13101,6 +13262,15 @@
 </file>
 
 <file path=customXml/itemProps2.xml><?xml version="1.0" encoding="utf-8"?>
+<ds:datastoreItem xmlns:ds="http://schemas.openxmlformats.org/officeDocument/2006/customXml" ds:itemID="{D1D02F96-5624-48FE-AB5F-467181C3EDC1}">
+  <ds:schemaRefs>
+    <ds:schemaRef ds:uri="http://schemas.microsoft.com/office/2006/metadata/properties"/>
+    <ds:schemaRef ds:uri="http://schemas.microsoft.com/office/infopath/2007/PartnerControls"/>
+  </ds:schemaRefs>
+</ds:datastoreItem>
+</file>
+
+<file path=customXml/itemProps3.xml><?xml version="1.0" encoding="utf-8"?>
 <ds:datastoreItem xmlns:ds="http://schemas.openxmlformats.org/officeDocument/2006/customXml" ds:itemID="{BE06CD11-97E7-4DA4-A1E7-C20845DD652C}">
   <ds:schemaRefs>
     <ds:schemaRef ds:uri="http://schemas.microsoft.com/office/2006/metadata/contentType"/>
@@ -13119,17 +13289,8 @@
 </ds:datastoreItem>
 </file>
 
-<file path=customXml/itemProps3.xml><?xml version="1.0" encoding="utf-8"?>
-<ds:datastoreItem xmlns:ds="http://schemas.openxmlformats.org/officeDocument/2006/customXml" ds:itemID="{D1D02F96-5624-48FE-AB5F-467181C3EDC1}">
-  <ds:schemaRefs>
-    <ds:schemaRef ds:uri="http://schemas.microsoft.com/office/2006/metadata/properties"/>
-    <ds:schemaRef ds:uri="http://schemas.microsoft.com/office/infopath/2007/PartnerControls"/>
-  </ds:schemaRefs>
-</ds:datastoreItem>
-</file>
-
 <file path=customXml/itemProps4.xml><?xml version="1.0" encoding="utf-8"?>
-<ds:datastoreItem xmlns:ds="http://schemas.openxmlformats.org/officeDocument/2006/customXml" ds:itemID="{FB881E98-96BE-4D41-9C06-D146B908AA4A}">
+<ds:datastoreItem xmlns:ds="http://schemas.openxmlformats.org/officeDocument/2006/customXml" ds:itemID="{FBA19E9C-CB9F-4993-BAAE-4D2E26E2594B}">
   <ds:schemaRefs>
     <ds:schemaRef ds:uri="http://schemas.openxmlformats.org/officeDocument/2006/bibliography"/>
   </ds:schemaRefs>
